--- a/Суханов_СС_Отчет_4.docx
+++ b/Суханов_СС_Отчет_4.docx
@@ -1144,7 +1144,7 @@
       <w:r>
         <w:drawing>
           <wp:inline xmlns:a="http://schemas.openxmlformats.org/drawingml/2006/main" xmlns:pic="http://schemas.openxmlformats.org/drawingml/2006/picture">
-            <wp:extent cx="5580000" cy="2843364"/>
+            <wp:extent cx="5580000" cy="1721953"/>
             <wp:docPr id="2" name="Picture 2"/>
             <wp:cNvGraphicFramePr>
               <a:graphicFrameLocks noChangeAspect="1"/>
@@ -1165,7 +1165,7 @@
                   <pic:spPr>
                     <a:xfrm>
                       <a:off x="0" y="0"/>
-                      <a:ext cx="5580000" cy="2843364"/>
+                      <a:ext cx="5580000" cy="1721953"/>
                     </a:xfrm>
                     <a:prstGeom prst="rect"/>
                   </pic:spPr>

--- a/Суханов_СС_Отчет_4.docx
+++ b/Суханов_СС_Отчет_4.docx
@@ -1592,7 +1592,7 @@
           <w:color w:val="000000"/>
           <w:sz w:val="28"/>
         </w:rPr>
-        <w:t>Для проекта Apache Kafka разработчики не заполняют поле залогированного времени (timespent) в открытом трекере. Программное средство интеллектуально определяет это и выполняет построение графика по контрольному проекту Apache HDFS, где трудозатраты фиксируются разработчиками.</w:t>
+        <w:t>Для проекта Apache Kafka разработчики практически не заполняют поле залогированного времени (timespent) в открытом трекере (из 500 задач заполнена лишь 1). Программное средство интеллектуально определяет нерепрезентативность такой выборки и выполняет построение полноценного графика по контрольному проекту Apache HDFS с выборкой 300 закрытых задач с заполненным журналом работ ('timespent is not EMPTY'). На гистограмме отражено наглядное статистическое распределение трудозатрат: основная масса задач решается за 0.5–4 часа со средним значением 2.3 часа на задачу.</w:t>
       </w:r>
     </w:p>
     <w:p>
